--- a/bt3.docx
+++ b/bt3.docx
@@ -14,14 +14,14 @@
           <w:b/>
           <w:bCs/>
         </w:rPr>
-        <w:t>Phần 1 - Phân tích cấu trúc nhịp Sprint (25 điểm)</w:t>
+        <w:t>Phần 1 - Phân tích vai trò người dùng (User Roles)</w:t>
       </w:r>
     </w:p>
     <w:p>
       <w:pPr>
         <w:numPr>
           <w:ilvl w:val="0"/>
-          <w:numId w:val="1"/>
+          <w:numId w:val="3"/>
         </w:numPr>
       </w:pPr>
       <w:r>
@@ -29,37 +29,17 @@
           <w:b/>
           <w:bCs/>
         </w:rPr>
-        <w:t>Độ dài Sprint:</w:t>
-      </w:r>
-      <w:r>
-        <w:t xml:space="preserve"> Chọn </w:t>
-      </w:r>
-      <w:r>
-        <w:rPr>
-          <w:b/>
-          <w:bCs/>
-        </w:rPr>
-        <w:t>2 tuần</w:t>
-      </w:r>
-      <w:r>
-        <w:t xml:space="preserve"> cho mỗi Sprint. Với tổng thời gian ra mắt là 6 tuần, đội sẽ trải qua </w:t>
-      </w:r>
-      <w:r>
-        <w:rPr>
-          <w:b/>
-          <w:bCs/>
-        </w:rPr>
-        <w:t>3 Sprint</w:t>
-      </w:r>
-      <w:r>
-        <w:t xml:space="preserve"> trọn vẹn (Sprint 1, Sprint 2, Sprint 3).</w:t>
+        <w:t>Hành khách đặt xe ghép:</w:t>
+      </w:r>
+      <w:r>
+        <w:t xml:space="preserve"> Nhu cầu tìm kiếm chuyến đi chung tuyến đường với chi phí tiết kiệm và tự động chia tiền, hoặc có cơ chế xử lý linh hoạt nếu không tìm được bạn ghép.</w:t>
       </w:r>
     </w:p>
     <w:p>
       <w:pPr>
         <w:numPr>
           <w:ilvl w:val="0"/>
-          <w:numId w:val="1"/>
+          <w:numId w:val="3"/>
         </w:numPr>
       </w:pPr>
       <w:r>
@@ -67,73 +47,194 @@
           <w:b/>
           <w:bCs/>
         </w:rPr>
-        <w:t>Đầu vào của 1 Sprint (Sprint Planning):</w:t>
+        <w:t>Hệ thống điều phối (System/Driver):</w:t>
+      </w:r>
+      <w:r>
+        <w:t xml:space="preserve"> Nhu cầu tự động ghép nhóm hành khách dựa trên tuyến đường và giới hạn số lượng tối đa của chuyến đi nhằm đảm bảo hiệu quả vận hành.</w:t>
       </w:r>
     </w:p>
     <w:p>
       <w:pPr>
+        <w:rPr>
+          <w:b/>
+          <w:bCs/>
+        </w:rPr>
+      </w:pPr>
+      <w:r>
+        <w:rPr>
+          <w:b/>
+          <w:bCs/>
+        </w:rPr>
+        <w:t>Phần 2 - Phân rã Feature thành các User Story (INVEST &amp; Small)</w:t>
+      </w:r>
+    </w:p>
+    <w:p>
+      <w:pPr>
+        <w:numPr>
+          <w:ilvl w:val="0"/>
+          <w:numId w:val="4"/>
+        </w:numPr>
+      </w:pPr>
+      <w:r>
+        <w:rPr>
+          <w:b/>
+          <w:bCs/>
+        </w:rPr>
+        <w:t>User Story 1 (Đặt yêu cầu ghép chuyến):</w:t>
+      </w:r>
+    </w:p>
+    <w:p>
+      <w:pPr>
         <w:numPr>
           <w:ilvl w:val="1"/>
-          <w:numId w:val="1"/>
+          <w:numId w:val="4"/>
         </w:numPr>
       </w:pPr>
       <w:r>
-        <w:t>Product Backlog đã được Product Owner sắp xếp thứ tự ưu tiên.</w:t>
+        <w:rPr>
+          <w:i/>
+          <w:iCs/>
+        </w:rPr>
+        <w:t>Cấu trúc:</w:t>
+      </w:r>
+      <w:r>
+        <w:t xml:space="preserve"> </w:t>
+      </w:r>
+      <w:r>
+        <w:rPr>
+          <w:b/>
+          <w:bCs/>
+        </w:rPr>
+        <w:t>As a</w:t>
+      </w:r>
+      <w:r>
+        <w:t xml:space="preserve"> hành khách, </w:t>
+      </w:r>
+      <w:r>
+        <w:rPr>
+          <w:b/>
+          <w:bCs/>
+        </w:rPr>
+        <w:t>I want</w:t>
+      </w:r>
+      <w:r>
+        <w:t xml:space="preserve"> gửi yêu cầu đặt xe ghép nhập điểm đi và điểm đến, </w:t>
+      </w:r>
+      <w:r>
+        <w:rPr>
+          <w:b/>
+          <w:bCs/>
+        </w:rPr>
+        <w:t>So that</w:t>
+      </w:r>
+      <w:r>
+        <w:t xml:space="preserve"> hệ thống bắt đầu tìm kiếm người đi cùng tuyến.</w:t>
       </w:r>
     </w:p>
     <w:p>
       <w:pPr>
         <w:numPr>
           <w:ilvl w:val="1"/>
-          <w:numId w:val="1"/>
+          <w:numId w:val="4"/>
         </w:numPr>
       </w:pPr>
       <w:r>
-        <w:t>Capacity (năng lực) và hiệu suất làm việc của đội ngũ Developers từ các Sprint trước.</w:t>
+        <w:rPr>
+          <w:i/>
+          <w:iCs/>
+        </w:rPr>
+        <w:t>Tiêu chí Small:</w:t>
+      </w:r>
+      <w:r>
+        <w:t xml:space="preserve"> Hoàn thành gọn trong 2-3 ngày, tập trung hoàn toàn vào việc ghi nhận dữ liệu điểm đi, điểm đến và trạng thái chờ ghép ban đầu của hành khách.</w:t>
       </w:r>
     </w:p>
     <w:p>
       <w:pPr>
         <w:numPr>
-          <w:ilvl w:val="1"/>
-          <w:numId w:val="1"/>
+          <w:ilvl w:val="0"/>
+          <w:numId w:val="4"/>
         </w:numPr>
       </w:pPr>
       <w:r>
-        <w:t>Phiên bản sản phẩm Increment hiện tại.</w:t>
+        <w:rPr>
+          <w:b/>
+          <w:bCs/>
+        </w:rPr>
+        <w:t>User Story 2 (Thuật toán ghép nhóm và giới hạn chuyến):</w:t>
       </w:r>
     </w:p>
     <w:p>
       <w:pPr>
         <w:numPr>
-          <w:ilvl w:val="0"/>
-          <w:numId w:val="1"/>
+          <w:ilvl w:val="1"/>
+          <w:numId w:val="4"/>
         </w:numPr>
       </w:pPr>
       <w:r>
         <w:rPr>
-          <w:b/>
-          <w:bCs/>
-        </w:rPr>
-        <w:t>Đầu ra của 1 Sprint (Sprint Increment &amp; Review):</w:t>
+          <w:i/>
+          <w:iCs/>
+        </w:rPr>
+        <w:t>Cấu trúc:</w:t>
+      </w:r>
+      <w:r>
+        <w:t xml:space="preserve"> </w:t>
+      </w:r>
+      <w:r>
+        <w:rPr>
+          <w:b/>
+          <w:bCs/>
+        </w:rPr>
+        <w:t>As a</w:t>
+      </w:r>
+      <w:r>
+        <w:t xml:space="preserve"> hệ thống điều phối, </w:t>
+      </w:r>
+      <w:r>
+        <w:rPr>
+          <w:b/>
+          <w:bCs/>
+        </w:rPr>
+        <w:t>I want</w:t>
+      </w:r>
+      <w:r>
+        <w:t xml:space="preserve"> tự động gom tối đa 3 hành khách đi cùng tuyến đường vào một chuyến, </w:t>
+      </w:r>
+      <w:r>
+        <w:rPr>
+          <w:b/>
+          <w:bCs/>
+        </w:rPr>
+        <w:t>So that</w:t>
+      </w:r>
+      <w:r>
+        <w:t xml:space="preserve"> tối ưu hóa chi phí và đảm bảo sức chứa tối đa của xe ghép (áp dụng ràng buộc tối đa 3 khách và khóa chuyến khi đủ).</w:t>
       </w:r>
     </w:p>
     <w:p>
       <w:pPr>
         <w:numPr>
           <w:ilvl w:val="1"/>
-          <w:numId w:val="1"/>
+          <w:numId w:val="4"/>
         </w:numPr>
       </w:pPr>
       <w:r>
-        <w:t>Một bản Increment (phần mềm chạy ổn định, đã kiểm thử đạt chuẩn "Hoàn thành" - Definition of Done) có thể trình diễn cho người dùng thử.</w:t>
+        <w:rPr>
+          <w:i/>
+          <w:iCs/>
+        </w:rPr>
+        <w:t>Tiêu chí Small:</w:t>
+      </w:r>
+      <w:r>
+        <w:t xml:space="preserve"> Chỉ tập trung xử lý logic ghép nhóm tối đa 3 khách và chặn nhận thêm khi đã đủ người, có thể hoàn thành trong 3 ngày lập trình core logic.</w:t>
       </w:r>
     </w:p>
     <w:p>
       <w:pPr>
         <w:numPr>
           <w:ilvl w:val="0"/>
-          <w:numId w:val="1"/>
+          <w:numId w:val="4"/>
         </w:numPr>
       </w:pPr>
       <w:r>
@@ -141,537 +242,95 @@
           <w:b/>
           <w:bCs/>
         </w:rPr>
-        <w:t>Lý do chọn độ dài 2 tuần gắn với trụ cột Scrum:</w:t>
-      </w:r>
-      <w:r>
-        <w:t xml:space="preserve"> Trụ cột </w:t>
-      </w:r>
-      <w:r>
-        <w:rPr>
-          <w:b/>
-          <w:bCs/>
-        </w:rPr>
-        <w:t>Minh bạch</w:t>
-      </w:r>
-      <w:r>
-        <w:t xml:space="preserve"> và </w:t>
-      </w:r>
-      <w:r>
-        <w:rPr>
-          <w:b/>
-          <w:bCs/>
-        </w:rPr>
-        <w:t>Thích nghi</w:t>
-      </w:r>
-      <w:r>
-        <w:t>. Sprint 2 tuần tạo ra nhịp đập đều đặn, đảm bảo cứ sau mỗi 14 ngày, người dùng thử và các bên liên quan đều có sản phẩm thực tế để kiểm tra, đánh giá và giúp đội ngũ phản hồi, điều chỉnh kịp thời trước khi quá muộn.</w:t>
+        <w:t>User Story 3 (Cơ chế xử lý thời gian chờ ghép):</w:t>
       </w:r>
     </w:p>
     <w:p>
       <w:pPr>
-        <w:rPr>
-          <w:b/>
-          <w:bCs/>
-        </w:rPr>
-      </w:pPr>
-      <w:r>
-        <w:rPr>
-          <w:b/>
-          <w:bCs/>
-        </w:rPr>
-        <w:t>Phần 2 - Thiết kế Product Backlog theo thứ tự ưu tiên (40 điểm)</w:t>
+        <w:numPr>
+          <w:ilvl w:val="1"/>
+          <w:numId w:val="4"/>
+        </w:numPr>
+      </w:pPr>
+      <w:r>
+        <w:rPr>
+          <w:i/>
+          <w:iCs/>
+        </w:rPr>
+        <w:t>Cấu trúc:</w:t>
+      </w:r>
+      <w:r>
+        <w:t xml:space="preserve"> </w:t>
+      </w:r>
+      <w:r>
+        <w:rPr>
+          <w:b/>
+          <w:bCs/>
+        </w:rPr>
+        <w:t>As a</w:t>
+      </w:r>
+      <w:r>
+        <w:t xml:space="preserve"> hành khách, </w:t>
+      </w:r>
+      <w:r>
+        <w:rPr>
+          <w:b/>
+          <w:bCs/>
+        </w:rPr>
+        <w:t>I want</w:t>
+      </w:r>
+      <w:r>
+        <w:t xml:space="preserve"> hệ thống tự động xử lý sau 5 phút tìm kiếm nếu không có bạn ghép, </w:t>
+      </w:r>
+      <w:r>
+        <w:rPr>
+          <w:b/>
+          <w:bCs/>
+        </w:rPr>
+        <w:t>So that</w:t>
+      </w:r>
+      <w:r>
+        <w:t xml:space="preserve"> tôi có thể chọn đi riêng với giá thường hoặc hủy miễn phí mà không bị kẹt đơn.</w:t>
       </w:r>
     </w:p>
     <w:p>
-      <w:r>
-        <w:t xml:space="preserve">Product Backlog cho tính năng đặt xe ghép được sắp xếp dựa trên nguyên tắc: </w:t>
-      </w:r>
-      <w:r>
-        <w:rPr>
-          <w:b/>
-          <w:bCs/>
-        </w:rPr>
-        <w:t>Cốt lõi bài toán (giá trị kinh doanh chính) đi trước, các tính năng bổ trợ và tiện ích thanh toán mở rộng làm sau.</w:t>
-      </w:r>
-    </w:p>
-    <w:tbl>
-      <w:tblPr>
-        <w:tblW w:w="0" w:type="auto"/>
-        <w:tblCellSpacing w:w="15" w:type="dxa"/>
-        <w:tblCellMar>
-          <w:top w:w="15" w:type="dxa"/>
-          <w:left w:w="15" w:type="dxa"/>
-          <w:bottom w:w="15" w:type="dxa"/>
-          <w:right w:w="15" w:type="dxa"/>
-        </w:tblCellMar>
-        <w:tblLook w:val="04A0" w:firstRow="1" w:lastRow="0" w:firstColumn="1" w:lastColumn="0" w:noHBand="0" w:noVBand="1"/>
-      </w:tblPr>
-      <w:tblGrid>
-        <w:gridCol w:w="1295"/>
-        <w:gridCol w:w="2447"/>
-        <w:gridCol w:w="5268"/>
-      </w:tblGrid>
-      <w:tr>
-        <w:trPr>
-          <w:tblHeader/>
-          <w:tblCellSpacing w:w="15" w:type="dxa"/>
-        </w:trPr>
-        <w:tc>
-          <w:tcPr>
-            <w:tcW w:w="0" w:type="auto"/>
-            <w:tcBorders>
-              <w:top w:val="single" w:sz="6" w:space="0" w:color="C4C7C5"/>
-              <w:left w:val="single" w:sz="6" w:space="0" w:color="C4C7C5"/>
-              <w:bottom w:val="single" w:sz="6" w:space="0" w:color="C4C7C5"/>
-              <w:right w:val="single" w:sz="6" w:space="0" w:color="C4C7C5"/>
-            </w:tcBorders>
-            <w:tcMar>
-              <w:top w:w="120" w:type="dxa"/>
-              <w:left w:w="180" w:type="dxa"/>
-              <w:bottom w:w="120" w:type="dxa"/>
-              <w:right w:w="180" w:type="dxa"/>
-            </w:tcMar>
-            <w:vAlign w:val="center"/>
-            <w:hideMark/>
-          </w:tcPr>
-          <w:p>
-            <w:r>
-              <w:rPr>
-                <w:b/>
-                <w:bCs/>
-              </w:rPr>
-              <w:t>Thứ tự ưu tiên</w:t>
-            </w:r>
-          </w:p>
-        </w:tc>
-        <w:tc>
-          <w:tcPr>
-            <w:tcW w:w="0" w:type="auto"/>
-            <w:tcBorders>
-              <w:top w:val="single" w:sz="6" w:space="0" w:color="C4C7C5"/>
-              <w:left w:val="single" w:sz="6" w:space="0" w:color="C4C7C5"/>
-              <w:bottom w:val="single" w:sz="6" w:space="0" w:color="C4C7C5"/>
-              <w:right w:val="single" w:sz="6" w:space="0" w:color="C4C7C5"/>
-            </w:tcBorders>
-            <w:tcMar>
-              <w:top w:w="120" w:type="dxa"/>
-              <w:left w:w="180" w:type="dxa"/>
-              <w:bottom w:w="120" w:type="dxa"/>
-              <w:right w:w="180" w:type="dxa"/>
-            </w:tcMar>
-            <w:vAlign w:val="center"/>
-            <w:hideMark/>
-          </w:tcPr>
-          <w:p>
-            <w:r>
-              <w:rPr>
-                <w:b/>
-                <w:bCs/>
-              </w:rPr>
-              <w:t>Hạng mục (Product Backlog Item)</w:t>
-            </w:r>
-          </w:p>
-        </w:tc>
-        <w:tc>
-          <w:tcPr>
-            <w:tcW w:w="0" w:type="auto"/>
-            <w:tcBorders>
-              <w:top w:val="single" w:sz="6" w:space="0" w:color="C4C7C5"/>
-              <w:left w:val="single" w:sz="6" w:space="0" w:color="C4C7C5"/>
-              <w:bottom w:val="single" w:sz="6" w:space="0" w:color="C4C7C5"/>
-              <w:right w:val="single" w:sz="6" w:space="0" w:color="C4C7C5"/>
-            </w:tcBorders>
-            <w:tcMar>
-              <w:top w:w="120" w:type="dxa"/>
-              <w:left w:w="180" w:type="dxa"/>
-              <w:bottom w:w="120" w:type="dxa"/>
-              <w:right w:w="180" w:type="dxa"/>
-            </w:tcMar>
-            <w:vAlign w:val="center"/>
-            <w:hideMark/>
-          </w:tcPr>
-          <w:p>
-            <w:r>
-              <w:rPr>
-                <w:b/>
-                <w:bCs/>
-              </w:rPr>
-              <w:t>Lý do sắp xếp</w:t>
-            </w:r>
-          </w:p>
-        </w:tc>
-      </w:tr>
-      <w:tr>
-        <w:trPr>
-          <w:tblCellSpacing w:w="15" w:type="dxa"/>
-        </w:trPr>
-        <w:tc>
-          <w:tcPr>
-            <w:tcW w:w="0" w:type="auto"/>
-            <w:tcBorders>
-              <w:top w:val="single" w:sz="6" w:space="0" w:color="C4C7C5"/>
-              <w:left w:val="single" w:sz="6" w:space="0" w:color="C4C7C5"/>
-              <w:bottom w:val="single" w:sz="6" w:space="0" w:color="C4C7C5"/>
-              <w:right w:val="single" w:sz="6" w:space="0" w:color="C4C7C5"/>
-            </w:tcBorders>
-            <w:tcMar>
-              <w:top w:w="120" w:type="dxa"/>
-              <w:left w:w="180" w:type="dxa"/>
-              <w:bottom w:w="120" w:type="dxa"/>
-              <w:right w:w="180" w:type="dxa"/>
-            </w:tcMar>
-            <w:vAlign w:val="center"/>
-            <w:hideMark/>
-          </w:tcPr>
-          <w:p>
-            <w:r>
-              <w:rPr>
-                <w:b/>
-                <w:bCs/>
-              </w:rPr>
-              <w:t>1 (Cao nhất)</w:t>
-            </w:r>
-          </w:p>
-        </w:tc>
-        <w:tc>
-          <w:tcPr>
-            <w:tcW w:w="0" w:type="auto"/>
-            <w:tcBorders>
-              <w:top w:val="single" w:sz="6" w:space="0" w:color="C4C7C5"/>
-              <w:left w:val="single" w:sz="6" w:space="0" w:color="C4C7C5"/>
-              <w:bottom w:val="single" w:sz="6" w:space="0" w:color="C4C7C5"/>
-              <w:right w:val="single" w:sz="6" w:space="0" w:color="C4C7C5"/>
-            </w:tcBorders>
-            <w:tcMar>
-              <w:top w:w="120" w:type="dxa"/>
-              <w:left w:w="180" w:type="dxa"/>
-              <w:bottom w:w="120" w:type="dxa"/>
-              <w:right w:w="180" w:type="dxa"/>
-            </w:tcMar>
-            <w:vAlign w:val="center"/>
-            <w:hideMark/>
-          </w:tcPr>
-          <w:p>
-            <w:r>
-              <w:rPr>
-                <w:b/>
-                <w:bCs/>
-              </w:rPr>
-              <w:t>(a) Ghép khách đi cùng tuyến đường vào một chuyến</w:t>
-            </w:r>
-          </w:p>
-        </w:tc>
-        <w:tc>
-          <w:tcPr>
-            <w:tcW w:w="0" w:type="auto"/>
-            <w:tcBorders>
-              <w:top w:val="single" w:sz="6" w:space="0" w:color="C4C7C5"/>
-              <w:left w:val="single" w:sz="6" w:space="0" w:color="C4C7C5"/>
-              <w:bottom w:val="single" w:sz="6" w:space="0" w:color="C4C7C5"/>
-              <w:right w:val="single" w:sz="6" w:space="0" w:color="C4C7C5"/>
-            </w:tcBorders>
-            <w:tcMar>
-              <w:top w:w="120" w:type="dxa"/>
-              <w:left w:w="180" w:type="dxa"/>
-              <w:bottom w:w="120" w:type="dxa"/>
-              <w:right w:w="180" w:type="dxa"/>
-            </w:tcMar>
-            <w:vAlign w:val="center"/>
-            <w:hideMark/>
-          </w:tcPr>
-          <w:p>
-            <w:r>
-              <w:t>Đây là giá trị cốt lõi (Core Value) của mô hình xe ghép. Phải giải quyết được bài toán ghép đôi tuyến đường thì mới hình thành được sản phẩm, tạo nền tảng cho các tính năng tiếp theo.</w:t>
-            </w:r>
-          </w:p>
-        </w:tc>
-      </w:tr>
-      <w:tr>
-        <w:trPr>
-          <w:tblCellSpacing w:w="15" w:type="dxa"/>
-        </w:trPr>
-        <w:tc>
-          <w:tcPr>
-            <w:tcW w:w="0" w:type="auto"/>
-            <w:tcBorders>
-              <w:top w:val="single" w:sz="6" w:space="0" w:color="C4C7C5"/>
-              <w:left w:val="single" w:sz="6" w:space="0" w:color="C4C7C5"/>
-              <w:bottom w:val="single" w:sz="6" w:space="0" w:color="C4C7C5"/>
-              <w:right w:val="single" w:sz="6" w:space="0" w:color="C4C7C5"/>
-            </w:tcBorders>
-            <w:tcMar>
-              <w:top w:w="120" w:type="dxa"/>
-              <w:left w:w="180" w:type="dxa"/>
-              <w:bottom w:w="120" w:type="dxa"/>
-              <w:right w:w="180" w:type="dxa"/>
-            </w:tcMar>
-            <w:vAlign w:val="center"/>
-            <w:hideMark/>
-          </w:tcPr>
-          <w:p>
-            <w:r>
-              <w:rPr>
-                <w:b/>
-                <w:bCs/>
-              </w:rPr>
-              <w:t>2</w:t>
-            </w:r>
-          </w:p>
-        </w:tc>
-        <w:tc>
-          <w:tcPr>
-            <w:tcW w:w="0" w:type="auto"/>
-            <w:tcBorders>
-              <w:top w:val="single" w:sz="6" w:space="0" w:color="C4C7C5"/>
-              <w:left w:val="single" w:sz="6" w:space="0" w:color="C4C7C5"/>
-              <w:bottom w:val="single" w:sz="6" w:space="0" w:color="C4C7C5"/>
-              <w:right w:val="single" w:sz="6" w:space="0" w:color="C4C7C5"/>
-            </w:tcBorders>
-            <w:tcMar>
-              <w:top w:w="120" w:type="dxa"/>
-              <w:left w:w="180" w:type="dxa"/>
-              <w:bottom w:w="120" w:type="dxa"/>
-              <w:right w:w="180" w:type="dxa"/>
-            </w:tcMar>
-            <w:vAlign w:val="center"/>
-            <w:hideMark/>
-          </w:tcPr>
-          <w:p>
-            <w:r>
-              <w:rPr>
-                <w:b/>
-                <w:bCs/>
-              </w:rPr>
-              <w:t>(b) Tự động chia tiền cho từng khách trong chuyến</w:t>
-            </w:r>
-          </w:p>
-        </w:tc>
-        <w:tc>
-          <w:tcPr>
-            <w:tcW w:w="0" w:type="auto"/>
-            <w:tcBorders>
-              <w:top w:val="single" w:sz="6" w:space="0" w:color="C4C7C5"/>
-              <w:left w:val="single" w:sz="6" w:space="0" w:color="C4C7C5"/>
-              <w:bottom w:val="single" w:sz="6" w:space="0" w:color="C4C7C5"/>
-              <w:right w:val="single" w:sz="6" w:space="0" w:color="C4C7C5"/>
-            </w:tcBorders>
-            <w:tcMar>
-              <w:top w:w="120" w:type="dxa"/>
-              <w:left w:w="180" w:type="dxa"/>
-              <w:bottom w:w="120" w:type="dxa"/>
-              <w:right w:w="180" w:type="dxa"/>
-            </w:tcMar>
-            <w:vAlign w:val="center"/>
-            <w:hideMark/>
-          </w:tcPr>
-          <w:p>
-            <w:r>
-              <w:t xml:space="preserve">Là bài toán nghiệp vụ quan trọng thứ hai ngay sau khi ghép chuyến thành công. Giúp hành khách tính toán chi phí minh bạch, loại </w:t>
-            </w:r>
-            <w:r>
-              <w:lastRenderedPageBreak/>
-              <w:t>bỏ thao tác thủ công và tạo niềm tin cho người dùng.</w:t>
-            </w:r>
-          </w:p>
-        </w:tc>
-      </w:tr>
-      <w:tr>
-        <w:trPr>
-          <w:tblCellSpacing w:w="15" w:type="dxa"/>
-        </w:trPr>
-        <w:tc>
-          <w:tcPr>
-            <w:tcW w:w="0" w:type="auto"/>
-            <w:tcBorders>
-              <w:top w:val="single" w:sz="6" w:space="0" w:color="C4C7C5"/>
-              <w:left w:val="single" w:sz="6" w:space="0" w:color="C4C7C5"/>
-              <w:bottom w:val="single" w:sz="6" w:space="0" w:color="C4C7C5"/>
-              <w:right w:val="single" w:sz="6" w:space="0" w:color="C4C7C5"/>
-            </w:tcBorders>
-            <w:tcMar>
-              <w:top w:w="120" w:type="dxa"/>
-              <w:left w:w="180" w:type="dxa"/>
-              <w:bottom w:w="120" w:type="dxa"/>
-              <w:right w:w="180" w:type="dxa"/>
-            </w:tcMar>
-            <w:vAlign w:val="center"/>
-            <w:hideMark/>
-          </w:tcPr>
-          <w:p>
-            <w:r>
-              <w:rPr>
-                <w:b/>
-                <w:bCs/>
-              </w:rPr>
-              <w:lastRenderedPageBreak/>
-              <w:t>3</w:t>
-            </w:r>
-          </w:p>
-        </w:tc>
-        <w:tc>
-          <w:tcPr>
-            <w:tcW w:w="0" w:type="auto"/>
-            <w:tcBorders>
-              <w:top w:val="single" w:sz="6" w:space="0" w:color="C4C7C5"/>
-              <w:left w:val="single" w:sz="6" w:space="0" w:color="C4C7C5"/>
-              <w:bottom w:val="single" w:sz="6" w:space="0" w:color="C4C7C5"/>
-              <w:right w:val="single" w:sz="6" w:space="0" w:color="C4C7C5"/>
-            </w:tcBorders>
-            <w:tcMar>
-              <w:top w:w="120" w:type="dxa"/>
-              <w:left w:w="180" w:type="dxa"/>
-              <w:bottom w:w="120" w:type="dxa"/>
-              <w:right w:w="180" w:type="dxa"/>
-            </w:tcMar>
-            <w:vAlign w:val="center"/>
-            <w:hideMark/>
-          </w:tcPr>
-          <w:p>
-            <w:r>
-              <w:rPr>
-                <w:b/>
-                <w:bCs/>
-              </w:rPr>
-              <w:t>(c) Thanh toán bằng thẻ ngân hàng</w:t>
-            </w:r>
-          </w:p>
-        </w:tc>
-        <w:tc>
-          <w:tcPr>
-            <w:tcW w:w="0" w:type="auto"/>
-            <w:tcBorders>
-              <w:top w:val="single" w:sz="6" w:space="0" w:color="C4C7C5"/>
-              <w:left w:val="single" w:sz="6" w:space="0" w:color="C4C7C5"/>
-              <w:bottom w:val="single" w:sz="6" w:space="0" w:color="C4C7C5"/>
-              <w:right w:val="single" w:sz="6" w:space="0" w:color="C4C7C5"/>
-            </w:tcBorders>
-            <w:tcMar>
-              <w:top w:w="120" w:type="dxa"/>
-              <w:left w:w="180" w:type="dxa"/>
-              <w:bottom w:w="120" w:type="dxa"/>
-              <w:right w:w="180" w:type="dxa"/>
-            </w:tcMar>
-            <w:vAlign w:val="center"/>
-            <w:hideMark/>
-          </w:tcPr>
-          <w:p>
-            <w:r>
-              <w:t>Là phương thức thanh toán trực tuyến cơ bản nhưng cần thiết lập hệ thống cổng thanh toán phức tạp hơn, phục vụ cho quá trình thương mại hóa.</w:t>
-            </w:r>
-          </w:p>
-        </w:tc>
-      </w:tr>
-      <w:tr>
-        <w:trPr>
-          <w:tblCellSpacing w:w="15" w:type="dxa"/>
-        </w:trPr>
-        <w:tc>
-          <w:tcPr>
-            <w:tcW w:w="0" w:type="auto"/>
-            <w:tcBorders>
-              <w:top w:val="single" w:sz="6" w:space="0" w:color="C4C7C5"/>
-              <w:left w:val="single" w:sz="6" w:space="0" w:color="C4C7C5"/>
-              <w:bottom w:val="single" w:sz="6" w:space="0" w:color="C4C7C5"/>
-              <w:right w:val="single" w:sz="6" w:space="0" w:color="C4C7C5"/>
-            </w:tcBorders>
-            <w:tcMar>
-              <w:top w:w="120" w:type="dxa"/>
-              <w:left w:w="180" w:type="dxa"/>
-              <w:bottom w:w="120" w:type="dxa"/>
-              <w:right w:w="180" w:type="dxa"/>
-            </w:tcMar>
-            <w:vAlign w:val="center"/>
-            <w:hideMark/>
-          </w:tcPr>
-          <w:p>
-            <w:r>
-              <w:rPr>
-                <w:b/>
-                <w:bCs/>
-              </w:rPr>
-              <w:t>4 (Thấp nhất)</w:t>
-            </w:r>
-          </w:p>
-        </w:tc>
-        <w:tc>
-          <w:tcPr>
-            <w:tcW w:w="0" w:type="auto"/>
-            <w:tcBorders>
-              <w:top w:val="single" w:sz="6" w:space="0" w:color="C4C7C5"/>
-              <w:left w:val="single" w:sz="6" w:space="0" w:color="C4C7C5"/>
-              <w:bottom w:val="single" w:sz="6" w:space="0" w:color="C4C7C5"/>
-              <w:right w:val="single" w:sz="6" w:space="0" w:color="C4C7C5"/>
-            </w:tcBorders>
-            <w:tcMar>
-              <w:top w:w="120" w:type="dxa"/>
-              <w:left w:w="180" w:type="dxa"/>
-              <w:bottom w:w="120" w:type="dxa"/>
-              <w:right w:w="180" w:type="dxa"/>
-            </w:tcMar>
-            <w:vAlign w:val="center"/>
-            <w:hideMark/>
-          </w:tcPr>
-          <w:p>
-            <w:r>
-              <w:rPr>
-                <w:b/>
-                <w:bCs/>
-              </w:rPr>
-              <w:t>(d) Khách đánh giá bạn đi ghép sau mỗi chuyến</w:t>
-            </w:r>
-          </w:p>
-        </w:tc>
-        <w:tc>
-          <w:tcPr>
-            <w:tcW w:w="0" w:type="auto"/>
-            <w:tcBorders>
-              <w:top w:val="single" w:sz="6" w:space="0" w:color="C4C7C5"/>
-              <w:left w:val="single" w:sz="6" w:space="0" w:color="C4C7C5"/>
-              <w:bottom w:val="single" w:sz="6" w:space="0" w:color="C4C7C5"/>
-              <w:right w:val="single" w:sz="6" w:space="0" w:color="C4C7C5"/>
-            </w:tcBorders>
-            <w:tcMar>
-              <w:top w:w="120" w:type="dxa"/>
-              <w:left w:w="180" w:type="dxa"/>
-              <w:bottom w:w="120" w:type="dxa"/>
-              <w:right w:w="180" w:type="dxa"/>
-            </w:tcMar>
-            <w:vAlign w:val="center"/>
-            <w:hideMark/>
-          </w:tcPr>
-          <w:p>
-            <w:r>
-              <w:t>Tính năng hậu kỳ nhằm thu thập feedback, nâng cao chất lượng dịch vụ và quản lý tài xế/hành khách dài hạn. Đây là lớp hoàn thiện trải nghiệm khi cốt lõi đã chạy ổn định.</w:t>
-            </w:r>
-          </w:p>
-        </w:tc>
-      </w:tr>
-    </w:tbl>
-    <w:p>
-      <w:pPr>
-        <w:rPr>
-          <w:b/>
-          <w:bCs/>
-        </w:rPr>
-      </w:pPr>
-      <w:r>
-        <w:rPr>
-          <w:b/>
-          <w:bCs/>
-        </w:rPr>
-        <w:t>Phần 3 - Xử lý thay đổi giữa Sprint (35 điểm)</w:t>
+      <w:pPr>
+        <w:numPr>
+          <w:ilvl w:val="1"/>
+          <w:numId w:val="4"/>
+        </w:numPr>
+      </w:pPr>
+      <w:r>
+        <w:rPr>
+          <w:i/>
+          <w:iCs/>
+        </w:rPr>
+        <w:t>Tiêu chí Small:</w:t>
+      </w:r>
+      <w:r>
+        <w:t xml:space="preserve"> Chỉ xử lý bộ đếm thời gian (timer) 5 phút và luồng rẽ nhánh (chuyển sang đi riêng hoặc hủy đơn), hoàn thành độc lập trong 2 ngày.</w:t>
       </w:r>
     </w:p>
     <w:p>
-      <w:r>
-        <w:t>Khi khách hàng muốn ưu tiên thanh toán qua ví điện tử trước thẻ ngân hàng vào giữa tuần thứ 2 (trong lúc đội đang chạy dở Sprint hiện tại):</w:t>
+      <w:pPr>
+        <w:rPr>
+          <w:b/>
+          <w:bCs/>
+        </w:rPr>
+      </w:pPr>
+      <w:r>
+        <w:rPr>
+          <w:b/>
+          <w:bCs/>
+        </w:rPr>
+        <w:t>Phần 3 - Tiêu chí nghiệm thu (Acceptance Criteria) cho User Story tìm khách ghép</w:t>
       </w:r>
     </w:p>
     <w:p>
       <w:pPr>
         <w:numPr>
           <w:ilvl w:val="0"/>
-          <w:numId w:val="2"/>
+          <w:numId w:val="5"/>
         </w:numPr>
       </w:pPr>
       <w:r>
@@ -679,27 +338,14 @@
           <w:b/>
           <w:bCs/>
         </w:rPr>
-        <w:t>Người quyết định:</w:t>
-      </w:r>
-      <w:r>
-        <w:t xml:space="preserve"> </w:t>
-      </w:r>
-      <w:r>
-        <w:rPr>
-          <w:b/>
-          <w:bCs/>
-        </w:rPr>
-        <w:t>Product Owner (Đức)</w:t>
-      </w:r>
-      <w:r>
-        <w:t xml:space="preserve"> là người duy nhất có quyền quyết định thay đổi và sắp xếp lại thứ tự ưu tiên trong Product Backlog dựa trên phản hồi của thị trường.</w:t>
+        <w:t>Kịch bản 1 (Thành công - Tìm được khách ghép trong 5 phút):</w:t>
       </w:r>
     </w:p>
     <w:p>
       <w:pPr>
         <w:numPr>
-          <w:ilvl w:val="0"/>
-          <w:numId w:val="2"/>
+          <w:ilvl w:val="1"/>
+          <w:numId w:val="5"/>
         </w:numPr>
       </w:pPr>
       <w:r>
@@ -707,27 +353,54 @@
           <w:b/>
           <w:bCs/>
         </w:rPr>
-        <w:t>Nơi ghi nhận:</w:t>
-      </w:r>
-      <w:r>
-        <w:t xml:space="preserve"> Yêu cầu đổi sang thanh toán ví điện tử sẽ được Đức bổ sung và đưa lên </w:t>
-      </w:r>
-      <w:r>
-        <w:rPr>
-          <w:b/>
-          <w:bCs/>
-        </w:rPr>
-        <w:t>Product Backlog</w:t>
-      </w:r>
-      <w:r>
-        <w:t xml:space="preserve"> (có thể xếp thay thế hoặc đặt trước hạng mục thẻ ngân hàng cho các Sprint tiếp theo).</w:t>
+        <w:t>Given</w:t>
+      </w:r>
+      <w:r>
+        <w:t xml:space="preserve"> hành khách đã bấm đặt xe ghép và hệ thống đang trong trạng thái tìm kiếm,</w:t>
       </w:r>
     </w:p>
     <w:p>
       <w:pPr>
         <w:numPr>
+          <w:ilvl w:val="1"/>
+          <w:numId w:val="5"/>
+        </w:numPr>
+      </w:pPr>
+      <w:r>
+        <w:rPr>
+          <w:b/>
+          <w:bCs/>
+        </w:rPr>
+        <w:lastRenderedPageBreak/>
+        <w:t>When</w:t>
+      </w:r>
+      <w:r>
+        <w:t xml:space="preserve"> hệ thống tìm thấy đủ từ 1 đến 2 hành khách khác đi cùng tuyến trong khoảng thời gian dưới 5 phút,</w:t>
+      </w:r>
+    </w:p>
+    <w:p>
+      <w:pPr>
+        <w:numPr>
+          <w:ilvl w:val="1"/>
+          <w:numId w:val="5"/>
+        </w:numPr>
+      </w:pPr>
+      <w:r>
+        <w:rPr>
+          <w:b/>
+          <w:bCs/>
+        </w:rPr>
+        <w:t>Then</w:t>
+      </w:r>
+      <w:r>
+        <w:t xml:space="preserve"> hệ thống sẽ ghép thành công một chuyến xe (tổng tối đa 3 khách), hiển thị thông tin chuyến và tiến hành tính toán chia tiền tự động cho các khách trong nhóm.</w:t>
+      </w:r>
+    </w:p>
+    <w:p>
+      <w:pPr>
+        <w:numPr>
           <w:ilvl w:val="0"/>
-          <w:numId w:val="2"/>
+          <w:numId w:val="5"/>
         </w:numPr>
       </w:pPr>
       <w:r>
@@ -735,30 +408,61 @@
           <w:b/>
           <w:bCs/>
         </w:rPr>
-        <w:t>Thời điểm áp dụng:</w:t>
-      </w:r>
-      <w:r>
-        <w:t xml:space="preserve"> </w:t>
-      </w:r>
-      <w:r>
-        <w:rPr>
-          <w:b/>
-          <w:bCs/>
-        </w:rPr>
-        <w:t>Tuyệt đối không can thiệp vào Sprint đang chạy</w:t>
-      </w:r>
-      <w:r>
-        <w:t xml:space="preserve"> (đảm bảo sự ổn định cho mục tiêu Sprint Goal của đội ngũ Developers). Yêu cầu thanh toán ví điện tử sẽ được đưa vào xem xét, lên kế hoạch và triển khai chính thức trong </w:t>
-      </w:r>
-      <w:r>
-        <w:rPr>
-          <w:b/>
-          <w:bCs/>
-        </w:rPr>
-        <w:t>Sprint lập kế hoạch tiếp theo (Sprint Planning của Sprint kế tiếp)</w:t>
-      </w:r>
-      <w:r>
-        <w:t>.</w:t>
+        <w:t>Kịch bản 2 (Ngoại lệ - Quá 5 phút không tìm được khách ghép):</w:t>
+      </w:r>
+    </w:p>
+    <w:p>
+      <w:pPr>
+        <w:numPr>
+          <w:ilvl w:val="1"/>
+          <w:numId w:val="5"/>
+        </w:numPr>
+      </w:pPr>
+      <w:r>
+        <w:rPr>
+          <w:b/>
+          <w:bCs/>
+        </w:rPr>
+        <w:t>Given</w:t>
+      </w:r>
+      <w:r>
+        <w:t xml:space="preserve"> hành khách đã bấm đặt xe ghép và hệ thống đang chạy bộ đếm thời gian tìm kiếm,</w:t>
+      </w:r>
+    </w:p>
+    <w:p>
+      <w:pPr>
+        <w:numPr>
+          <w:ilvl w:val="1"/>
+          <w:numId w:val="5"/>
+        </w:numPr>
+      </w:pPr>
+      <w:r>
+        <w:rPr>
+          <w:b/>
+          <w:bCs/>
+        </w:rPr>
+        <w:t>When</w:t>
+      </w:r>
+      <w:r>
+        <w:t xml:space="preserve"> thời gian trôi qua quá 5 phút mà hệ thống vẫn không tìm thấy hành khách nào đi cùng tuyến,</w:t>
+      </w:r>
+    </w:p>
+    <w:p>
+      <w:pPr>
+        <w:numPr>
+          <w:ilvl w:val="1"/>
+          <w:numId w:val="5"/>
+        </w:numPr>
+      </w:pPr>
+      <w:r>
+        <w:rPr>
+          <w:b/>
+          <w:bCs/>
+        </w:rPr>
+        <w:t>Then</w:t>
+      </w:r>
+      <w:r>
+        <w:t xml:space="preserve"> hệ thống sẽ hiển thị thông báo hết thời gian chờ, đồng thời cung cấp 2 lựa chọn cho hành khách: xác nhận chuyển sang đi riêng với mức giá thông thường hoặc hủy chuyến miễn phí.</w:t>
       </w:r>
     </w:p>
     <w:p/>
@@ -772,6 +476,56 @@
 </w:document>
 </file>
 
+<file path=word/endnotes.xml><?xml version="1.0" encoding="utf-8"?>
+<w:endnotes xmlns:wpc="http://schemas.microsoft.com/office/word/2010/wordprocessingCanvas" xmlns:cx="http://schemas.microsoft.com/office/drawing/2014/chartex" xmlns:cx1="http://schemas.microsoft.com/office/drawing/2015/9/8/chartex" xmlns:cx2="http://schemas.microsoft.com/office/drawing/2015/10/21/chartex" xmlns:cx3="http://schemas.microsoft.com/office/drawing/2016/5/9/chartex" xmlns:cx4="http://schemas.microsoft.com/office/drawing/2016/5/10/chartex" xmlns:cx5="http://schemas.microsoft.com/office/drawing/2016/5/11/chartex" xmlns:cx6="http://schemas.microsoft.com/office/drawing/2016/5/12/chartex" xmlns:cx7="http://schemas.microsoft.com/office/drawing/2016/5/13/chartex" xmlns:cx8="http://schemas.microsoft.com/office/drawing/2016/5/14/chartex" xmlns:mc="http://schemas.openxmlformats.org/markup-compatibility/2006" xmlns:aink="http://schemas.microsoft.com/office/drawing/2016/ink" xmlns:am3d="http://schemas.microsoft.com/office/drawing/2017/model3d" xmlns:o="urn:schemas-microsoft-com:office:office" xmlns:oel="http://schemas.microsoft.com/office/2019/extlst" xmlns:r="http://schemas.openxmlformats.org/officeDocument/2006/relationships" xmlns:m="http://schemas.openxmlformats.org/officeDocument/2006/math" xmlns:v="urn:schemas-microsoft-com:vml" xmlns:wp14="http://schemas.microsoft.com/office/word/2010/wordprocessingDrawing" xmlns:wp="http://schemas.openxmlformats.org/drawingml/2006/wordprocessingDrawing" xmlns:w10="urn:schemas-microsoft-com:office:word" xmlns:w="http://schemas.openxmlformats.org/wordprocessingml/2006/main" xmlns:w14="http://schemas.microsoft.com/office/word/2010/wordml" xmlns:w15="http://schemas.microsoft.com/office/word/2012/wordml" xmlns:w16cex="http://schemas.microsoft.com/office/word/2018/wordml/cex" xmlns:w16cid="http://schemas.microsoft.com/office/word/2016/wordml/cid" xmlns:w16="http://schemas.microsoft.com/office/word/2018/wordml" xmlns:w16du="http://schemas.microsoft.com/office/word/2023/wordml/word16du" xmlns:w16sdtdh="http://schemas.microsoft.com/office/word/2020/wordml/sdtdatahash" xmlns:w16sdtfl="http://schemas.microsoft.com/office/word/2024/wordml/sdtformatlock" xmlns:w16se="http://schemas.microsoft.com/office/word/2015/wordml/symex" xmlns:wpg="http://schemas.microsoft.com/office/word/2010/wordprocessingGroup" xmlns:wpi="http://schemas.microsoft.com/office/word/2010/wordprocessingInk" xmlns:wne="http://schemas.microsoft.com/office/word/2006/wordml" xmlns:wps="http://schemas.microsoft.com/office/word/2010/wordprocessingShape" mc:Ignorable="w14 w15 w16se w16cid w16 w16cex w16sdtdh w16sdtfl w16du wp14">
+  <w:endnote w:type="separator" w:id="-1">
+    <w:p>
+      <w:pPr>
+        <w:spacing w:after="0" w:line="240" w:lineRule="auto"/>
+      </w:pPr>
+      <w:r>
+        <w:separator/>
+      </w:r>
+    </w:p>
+  </w:endnote>
+  <w:endnote w:type="continuationSeparator" w:id="0">
+    <w:p>
+      <w:pPr>
+        <w:spacing w:after="0" w:line="240" w:lineRule="auto"/>
+      </w:pPr>
+      <w:r>
+        <w:continuationSeparator/>
+      </w:r>
+    </w:p>
+  </w:endnote>
+</w:endnotes>
+</file>
+
+<file path=word/footnotes.xml><?xml version="1.0" encoding="utf-8"?>
+<w:footnotes xmlns:wpc="http://schemas.microsoft.com/office/word/2010/wordprocessingCanvas" xmlns:cx="http://schemas.microsoft.com/office/drawing/2014/chartex" xmlns:cx1="http://schemas.microsoft.com/office/drawing/2015/9/8/chartex" xmlns:cx2="http://schemas.microsoft.com/office/drawing/2015/10/21/chartex" xmlns:cx3="http://schemas.microsoft.com/office/drawing/2016/5/9/chartex" xmlns:cx4="http://schemas.microsoft.com/office/drawing/2016/5/10/chartex" xmlns:cx5="http://schemas.microsoft.com/office/drawing/2016/5/11/chartex" xmlns:cx6="http://schemas.microsoft.com/office/drawing/2016/5/12/chartex" xmlns:cx7="http://schemas.microsoft.com/office/drawing/2016/5/13/chartex" xmlns:cx8="http://schemas.microsoft.com/office/drawing/2016/5/14/chartex" xmlns:mc="http://schemas.openxmlformats.org/markup-compatibility/2006" xmlns:aink="http://schemas.microsoft.com/office/drawing/2016/ink" xmlns:am3d="http://schemas.microsoft.com/office/drawing/2017/model3d" xmlns:o="urn:schemas-microsoft-com:office:office" xmlns:oel="http://schemas.microsoft.com/office/2019/extlst" xmlns:r="http://schemas.openxmlformats.org/officeDocument/2006/relationships" xmlns:m="http://schemas.openxmlformats.org/officeDocument/2006/math" xmlns:v="urn:schemas-microsoft-com:vml" xmlns:wp14="http://schemas.microsoft.com/office/word/2010/wordprocessingDrawing" xmlns:wp="http://schemas.openxmlformats.org/drawingml/2006/wordprocessingDrawing" xmlns:w10="urn:schemas-microsoft-com:office:word" xmlns:w="http://schemas.openxmlformats.org/wordprocessingml/2006/main" xmlns:w14="http://schemas.microsoft.com/office/word/2010/wordml" xmlns:w15="http://schemas.microsoft.com/office/word/2012/wordml" xmlns:w16cex="http://schemas.microsoft.com/office/word/2018/wordml/cex" xmlns:w16cid="http://schemas.microsoft.com/office/word/2016/wordml/cid" xmlns:w16="http://schemas.microsoft.com/office/word/2018/wordml" xmlns:w16du="http://schemas.microsoft.com/office/word/2023/wordml/word16du" xmlns:w16sdtdh="http://schemas.microsoft.com/office/word/2020/wordml/sdtdatahash" xmlns:w16sdtfl="http://schemas.microsoft.com/office/word/2024/wordml/sdtformatlock" xmlns:w16se="http://schemas.microsoft.com/office/word/2015/wordml/symex" xmlns:wpg="http://schemas.microsoft.com/office/word/2010/wordprocessingGroup" xmlns:wpi="http://schemas.microsoft.com/office/word/2010/wordprocessingInk" xmlns:wne="http://schemas.microsoft.com/office/word/2006/wordml" xmlns:wps="http://schemas.microsoft.com/office/word/2010/wordprocessingShape" mc:Ignorable="w14 w15 w16se w16cid w16 w16cex w16sdtdh w16sdtfl w16du wp14">
+  <w:footnote w:type="separator" w:id="-1">
+    <w:p>
+      <w:pPr>
+        <w:spacing w:after="0" w:line="240" w:lineRule="auto"/>
+      </w:pPr>
+      <w:r>
+        <w:separator/>
+      </w:r>
+    </w:p>
+  </w:footnote>
+  <w:footnote w:type="continuationSeparator" w:id="0">
+    <w:p>
+      <w:pPr>
+        <w:spacing w:after="0" w:line="240" w:lineRule="auto"/>
+      </w:pPr>
+      <w:r>
+        <w:continuationSeparator/>
+      </w:r>
+    </w:p>
+  </w:footnote>
+</w:footnotes>
+</file>
+
 <file path=word/numbering.xml><?xml version="1.0" encoding="utf-8"?>
 <w:numbering xmlns:wpc="http://schemas.microsoft.com/office/word/2010/wordprocessingCanvas" xmlns:cx="http://schemas.microsoft.com/office/drawing/2014/chartex" xmlns:cx1="http://schemas.microsoft.com/office/drawing/2015/9/8/chartex" xmlns:cx2="http://schemas.microsoft.com/office/drawing/2015/10/21/chartex" xmlns:cx3="http://schemas.microsoft.com/office/drawing/2016/5/9/chartex" xmlns:cx4="http://schemas.microsoft.com/office/drawing/2016/5/10/chartex" xmlns:cx5="http://schemas.microsoft.com/office/drawing/2016/5/11/chartex" xmlns:cx6="http://schemas.microsoft.com/office/drawing/2016/5/12/chartex" xmlns:cx7="http://schemas.microsoft.com/office/drawing/2016/5/13/chartex" xmlns:cx8="http://schemas.microsoft.com/office/drawing/2016/5/14/chartex" xmlns:mc="http://schemas.openxmlformats.org/markup-compatibility/2006" xmlns:aink="http://schemas.microsoft.com/office/drawing/2016/ink" xmlns:am3d="http://schemas.microsoft.com/office/drawing/2017/model3d" xmlns:o="urn:schemas-microsoft-com:office:office" xmlns:oel="http://schemas.microsoft.com/office/2019/extlst" xmlns:r="http://schemas.openxmlformats.org/officeDocument/2006/relationships" xmlns:m="http://schemas.openxmlformats.org/officeDocument/2006/math" xmlns:v="urn:schemas-microsoft-com:vml" xmlns:wp14="http://schemas.microsoft.com/office/word/2010/wordprocessingDrawing" xmlns:wp="http://schemas.openxmlformats.org/drawingml/2006/wordprocessingDrawing" xmlns:w10="urn:schemas-microsoft-com:office:word" xmlns:w="http://schemas.openxmlformats.org/wordprocessingml/2006/main" xmlns:w14="http://schemas.microsoft.com/office/word/2010/wordml" xmlns:w15="http://schemas.microsoft.com/office/word/2012/wordml" xmlns:w16cex="http://schemas.microsoft.com/office/word/2018/wordml/cex" xmlns:w16cid="http://schemas.microsoft.com/office/word/2016/wordml/cid" xmlns:w16="http://schemas.microsoft.com/office/word/2018/wordml" xmlns:w16du="http://schemas.microsoft.com/office/word/2023/wordml/word16du" xmlns:w16sdtdh="http://schemas.microsoft.com/office/word/2020/wordml/sdtdatahash" xmlns:w16sdtfl="http://schemas.microsoft.com/office/word/2024/wordml/sdtformatlock" xmlns:w16se="http://schemas.microsoft.com/office/word/2015/wordml/symex" xmlns:wpg="http://schemas.microsoft.com/office/word/2010/wordprocessingGroup" xmlns:wpi="http://schemas.microsoft.com/office/word/2010/wordprocessingInk" xmlns:wne="http://schemas.microsoft.com/office/word/2006/wordml" xmlns:wps="http://schemas.microsoft.com/office/word/2010/wordprocessingShape" mc:Ignorable="w14 w15 w16se w16cid w16 w16cex w16sdtdh w16sdtfl w16du wp14">
   <w:abstractNum w:abstractNumId="0" w15:restartNumberingAfterBreak="0">
@@ -1072,11 +826,435 @@
       </w:rPr>
     </w:lvl>
   </w:abstractNum>
+  <w:abstractNum w:abstractNumId="2" w15:restartNumberingAfterBreak="0">
+    <w:nsid w:val="5ACD3FE6"/>
+    <w:multiLevelType w:val="multilevel"/>
+    <w:tmpl w:val="2F1EFCA4"/>
+    <w:lvl w:ilvl="0">
+      <w:start w:val="1"/>
+      <w:numFmt w:val="bullet"/>
+      <w:lvlText w:val=""/>
+      <w:lvlJc w:val="left"/>
+      <w:pPr>
+        <w:tabs>
+          <w:tab w:val="num" w:pos="720"/>
+        </w:tabs>
+        <w:ind w:left="720" w:hanging="360"/>
+      </w:pPr>
+      <w:rPr>
+        <w:rFonts w:ascii="Symbol" w:hAnsi="Symbol" w:hint="default"/>
+        <w:sz w:val="20"/>
+      </w:rPr>
+    </w:lvl>
+    <w:lvl w:ilvl="1">
+      <w:start w:val="1"/>
+      <w:numFmt w:val="bullet"/>
+      <w:lvlText w:val="o"/>
+      <w:lvlJc w:val="left"/>
+      <w:pPr>
+        <w:tabs>
+          <w:tab w:val="num" w:pos="1440"/>
+        </w:tabs>
+        <w:ind w:left="1440" w:hanging="360"/>
+      </w:pPr>
+      <w:rPr>
+        <w:rFonts w:ascii="Courier New" w:hAnsi="Courier New" w:hint="default"/>
+        <w:sz w:val="20"/>
+      </w:rPr>
+    </w:lvl>
+    <w:lvl w:ilvl="2" w:tentative="1">
+      <w:start w:val="1"/>
+      <w:numFmt w:val="bullet"/>
+      <w:lvlText w:val=""/>
+      <w:lvlJc w:val="left"/>
+      <w:pPr>
+        <w:tabs>
+          <w:tab w:val="num" w:pos="2160"/>
+        </w:tabs>
+        <w:ind w:left="2160" w:hanging="360"/>
+      </w:pPr>
+      <w:rPr>
+        <w:rFonts w:ascii="Wingdings" w:hAnsi="Wingdings" w:hint="default"/>
+        <w:sz w:val="20"/>
+      </w:rPr>
+    </w:lvl>
+    <w:lvl w:ilvl="3" w:tentative="1">
+      <w:start w:val="1"/>
+      <w:numFmt w:val="bullet"/>
+      <w:lvlText w:val=""/>
+      <w:lvlJc w:val="left"/>
+      <w:pPr>
+        <w:tabs>
+          <w:tab w:val="num" w:pos="2880"/>
+        </w:tabs>
+        <w:ind w:left="2880" w:hanging="360"/>
+      </w:pPr>
+      <w:rPr>
+        <w:rFonts w:ascii="Wingdings" w:hAnsi="Wingdings" w:hint="default"/>
+        <w:sz w:val="20"/>
+      </w:rPr>
+    </w:lvl>
+    <w:lvl w:ilvl="4" w:tentative="1">
+      <w:start w:val="1"/>
+      <w:numFmt w:val="bullet"/>
+      <w:lvlText w:val=""/>
+      <w:lvlJc w:val="left"/>
+      <w:pPr>
+        <w:tabs>
+          <w:tab w:val="num" w:pos="3600"/>
+        </w:tabs>
+        <w:ind w:left="3600" w:hanging="360"/>
+      </w:pPr>
+      <w:rPr>
+        <w:rFonts w:ascii="Wingdings" w:hAnsi="Wingdings" w:hint="default"/>
+        <w:sz w:val="20"/>
+      </w:rPr>
+    </w:lvl>
+    <w:lvl w:ilvl="5" w:tentative="1">
+      <w:start w:val="1"/>
+      <w:numFmt w:val="bullet"/>
+      <w:lvlText w:val=""/>
+      <w:lvlJc w:val="left"/>
+      <w:pPr>
+        <w:tabs>
+          <w:tab w:val="num" w:pos="4320"/>
+        </w:tabs>
+        <w:ind w:left="4320" w:hanging="360"/>
+      </w:pPr>
+      <w:rPr>
+        <w:rFonts w:ascii="Wingdings" w:hAnsi="Wingdings" w:hint="default"/>
+        <w:sz w:val="20"/>
+      </w:rPr>
+    </w:lvl>
+    <w:lvl w:ilvl="6" w:tentative="1">
+      <w:start w:val="1"/>
+      <w:numFmt w:val="bullet"/>
+      <w:lvlText w:val=""/>
+      <w:lvlJc w:val="left"/>
+      <w:pPr>
+        <w:tabs>
+          <w:tab w:val="num" w:pos="5040"/>
+        </w:tabs>
+        <w:ind w:left="5040" w:hanging="360"/>
+      </w:pPr>
+      <w:rPr>
+        <w:rFonts w:ascii="Wingdings" w:hAnsi="Wingdings" w:hint="default"/>
+        <w:sz w:val="20"/>
+      </w:rPr>
+    </w:lvl>
+    <w:lvl w:ilvl="7" w:tentative="1">
+      <w:start w:val="1"/>
+      <w:numFmt w:val="bullet"/>
+      <w:lvlText w:val=""/>
+      <w:lvlJc w:val="left"/>
+      <w:pPr>
+        <w:tabs>
+          <w:tab w:val="num" w:pos="5760"/>
+        </w:tabs>
+        <w:ind w:left="5760" w:hanging="360"/>
+      </w:pPr>
+      <w:rPr>
+        <w:rFonts w:ascii="Wingdings" w:hAnsi="Wingdings" w:hint="default"/>
+        <w:sz w:val="20"/>
+      </w:rPr>
+    </w:lvl>
+    <w:lvl w:ilvl="8" w:tentative="1">
+      <w:start w:val="1"/>
+      <w:numFmt w:val="bullet"/>
+      <w:lvlText w:val=""/>
+      <w:lvlJc w:val="left"/>
+      <w:pPr>
+        <w:tabs>
+          <w:tab w:val="num" w:pos="6480"/>
+        </w:tabs>
+        <w:ind w:left="6480" w:hanging="360"/>
+      </w:pPr>
+      <w:rPr>
+        <w:rFonts w:ascii="Wingdings" w:hAnsi="Wingdings" w:hint="default"/>
+        <w:sz w:val="20"/>
+      </w:rPr>
+    </w:lvl>
+  </w:abstractNum>
+  <w:abstractNum w:abstractNumId="3" w15:restartNumberingAfterBreak="0">
+    <w:nsid w:val="6C9D06BC"/>
+    <w:multiLevelType w:val="multilevel"/>
+    <w:tmpl w:val="F49E1232"/>
+    <w:lvl w:ilvl="0">
+      <w:start w:val="1"/>
+      <w:numFmt w:val="decimal"/>
+      <w:lvlText w:val="%1."/>
+      <w:lvlJc w:val="left"/>
+      <w:pPr>
+        <w:tabs>
+          <w:tab w:val="num" w:pos="720"/>
+        </w:tabs>
+        <w:ind w:left="720" w:hanging="360"/>
+      </w:pPr>
+    </w:lvl>
+    <w:lvl w:ilvl="1">
+      <w:start w:val="1"/>
+      <w:numFmt w:val="bullet"/>
+      <w:lvlText w:val="o"/>
+      <w:lvlJc w:val="left"/>
+      <w:pPr>
+        <w:tabs>
+          <w:tab w:val="num" w:pos="1440"/>
+        </w:tabs>
+        <w:ind w:left="1440" w:hanging="360"/>
+      </w:pPr>
+      <w:rPr>
+        <w:rFonts w:ascii="Courier New" w:hAnsi="Courier New" w:hint="default"/>
+        <w:sz w:val="20"/>
+      </w:rPr>
+    </w:lvl>
+    <w:lvl w:ilvl="2" w:tentative="1">
+      <w:start w:val="1"/>
+      <w:numFmt w:val="decimal"/>
+      <w:lvlText w:val="%3."/>
+      <w:lvlJc w:val="left"/>
+      <w:pPr>
+        <w:tabs>
+          <w:tab w:val="num" w:pos="2160"/>
+        </w:tabs>
+        <w:ind w:left="2160" w:hanging="360"/>
+      </w:pPr>
+    </w:lvl>
+    <w:lvl w:ilvl="3" w:tentative="1">
+      <w:start w:val="1"/>
+      <w:numFmt w:val="decimal"/>
+      <w:lvlText w:val="%4."/>
+      <w:lvlJc w:val="left"/>
+      <w:pPr>
+        <w:tabs>
+          <w:tab w:val="num" w:pos="2880"/>
+        </w:tabs>
+        <w:ind w:left="2880" w:hanging="360"/>
+      </w:pPr>
+    </w:lvl>
+    <w:lvl w:ilvl="4" w:tentative="1">
+      <w:start w:val="1"/>
+      <w:numFmt w:val="decimal"/>
+      <w:lvlText w:val="%5."/>
+      <w:lvlJc w:val="left"/>
+      <w:pPr>
+        <w:tabs>
+          <w:tab w:val="num" w:pos="3600"/>
+        </w:tabs>
+        <w:ind w:left="3600" w:hanging="360"/>
+      </w:pPr>
+    </w:lvl>
+    <w:lvl w:ilvl="5" w:tentative="1">
+      <w:start w:val="1"/>
+      <w:numFmt w:val="decimal"/>
+      <w:lvlText w:val="%6."/>
+      <w:lvlJc w:val="left"/>
+      <w:pPr>
+        <w:tabs>
+          <w:tab w:val="num" w:pos="4320"/>
+        </w:tabs>
+        <w:ind w:left="4320" w:hanging="360"/>
+      </w:pPr>
+    </w:lvl>
+    <w:lvl w:ilvl="6" w:tentative="1">
+      <w:start w:val="1"/>
+      <w:numFmt w:val="decimal"/>
+      <w:lvlText w:val="%7."/>
+      <w:lvlJc w:val="left"/>
+      <w:pPr>
+        <w:tabs>
+          <w:tab w:val="num" w:pos="5040"/>
+        </w:tabs>
+        <w:ind w:left="5040" w:hanging="360"/>
+      </w:pPr>
+    </w:lvl>
+    <w:lvl w:ilvl="7" w:tentative="1">
+      <w:start w:val="1"/>
+      <w:numFmt w:val="decimal"/>
+      <w:lvlText w:val="%8."/>
+      <w:lvlJc w:val="left"/>
+      <w:pPr>
+        <w:tabs>
+          <w:tab w:val="num" w:pos="5760"/>
+        </w:tabs>
+        <w:ind w:left="5760" w:hanging="360"/>
+      </w:pPr>
+    </w:lvl>
+    <w:lvl w:ilvl="8" w:tentative="1">
+      <w:start w:val="1"/>
+      <w:numFmt w:val="decimal"/>
+      <w:lvlText w:val="%9."/>
+      <w:lvlJc w:val="left"/>
+      <w:pPr>
+        <w:tabs>
+          <w:tab w:val="num" w:pos="6480"/>
+        </w:tabs>
+        <w:ind w:left="6480" w:hanging="360"/>
+      </w:pPr>
+    </w:lvl>
+  </w:abstractNum>
+  <w:abstractNum w:abstractNumId="4" w15:restartNumberingAfterBreak="0">
+    <w:nsid w:val="7424662D"/>
+    <w:multiLevelType w:val="multilevel"/>
+    <w:tmpl w:val="2956470A"/>
+    <w:lvl w:ilvl="0">
+      <w:start w:val="1"/>
+      <w:numFmt w:val="bullet"/>
+      <w:lvlText w:val=""/>
+      <w:lvlJc w:val="left"/>
+      <w:pPr>
+        <w:tabs>
+          <w:tab w:val="num" w:pos="720"/>
+        </w:tabs>
+        <w:ind w:left="720" w:hanging="360"/>
+      </w:pPr>
+      <w:rPr>
+        <w:rFonts w:ascii="Symbol" w:hAnsi="Symbol" w:hint="default"/>
+        <w:sz w:val="20"/>
+      </w:rPr>
+    </w:lvl>
+    <w:lvl w:ilvl="1" w:tentative="1">
+      <w:start w:val="1"/>
+      <w:numFmt w:val="bullet"/>
+      <w:lvlText w:val="o"/>
+      <w:lvlJc w:val="left"/>
+      <w:pPr>
+        <w:tabs>
+          <w:tab w:val="num" w:pos="1440"/>
+        </w:tabs>
+        <w:ind w:left="1440" w:hanging="360"/>
+      </w:pPr>
+      <w:rPr>
+        <w:rFonts w:ascii="Courier New" w:hAnsi="Courier New" w:hint="default"/>
+        <w:sz w:val="20"/>
+      </w:rPr>
+    </w:lvl>
+    <w:lvl w:ilvl="2" w:tentative="1">
+      <w:start w:val="1"/>
+      <w:numFmt w:val="bullet"/>
+      <w:lvlText w:val=""/>
+      <w:lvlJc w:val="left"/>
+      <w:pPr>
+        <w:tabs>
+          <w:tab w:val="num" w:pos="2160"/>
+        </w:tabs>
+        <w:ind w:left="2160" w:hanging="360"/>
+      </w:pPr>
+      <w:rPr>
+        <w:rFonts w:ascii="Wingdings" w:hAnsi="Wingdings" w:hint="default"/>
+        <w:sz w:val="20"/>
+      </w:rPr>
+    </w:lvl>
+    <w:lvl w:ilvl="3" w:tentative="1">
+      <w:start w:val="1"/>
+      <w:numFmt w:val="bullet"/>
+      <w:lvlText w:val=""/>
+      <w:lvlJc w:val="left"/>
+      <w:pPr>
+        <w:tabs>
+          <w:tab w:val="num" w:pos="2880"/>
+        </w:tabs>
+        <w:ind w:left="2880" w:hanging="360"/>
+      </w:pPr>
+      <w:rPr>
+        <w:rFonts w:ascii="Wingdings" w:hAnsi="Wingdings" w:hint="default"/>
+        <w:sz w:val="20"/>
+      </w:rPr>
+    </w:lvl>
+    <w:lvl w:ilvl="4" w:tentative="1">
+      <w:start w:val="1"/>
+      <w:numFmt w:val="bullet"/>
+      <w:lvlText w:val=""/>
+      <w:lvlJc w:val="left"/>
+      <w:pPr>
+        <w:tabs>
+          <w:tab w:val="num" w:pos="3600"/>
+        </w:tabs>
+        <w:ind w:left="3600" w:hanging="360"/>
+      </w:pPr>
+      <w:rPr>
+        <w:rFonts w:ascii="Wingdings" w:hAnsi="Wingdings" w:hint="default"/>
+        <w:sz w:val="20"/>
+      </w:rPr>
+    </w:lvl>
+    <w:lvl w:ilvl="5" w:tentative="1">
+      <w:start w:val="1"/>
+      <w:numFmt w:val="bullet"/>
+      <w:lvlText w:val=""/>
+      <w:lvlJc w:val="left"/>
+      <w:pPr>
+        <w:tabs>
+          <w:tab w:val="num" w:pos="4320"/>
+        </w:tabs>
+        <w:ind w:left="4320" w:hanging="360"/>
+      </w:pPr>
+      <w:rPr>
+        <w:rFonts w:ascii="Wingdings" w:hAnsi="Wingdings" w:hint="default"/>
+        <w:sz w:val="20"/>
+      </w:rPr>
+    </w:lvl>
+    <w:lvl w:ilvl="6" w:tentative="1">
+      <w:start w:val="1"/>
+      <w:numFmt w:val="bullet"/>
+      <w:lvlText w:val=""/>
+      <w:lvlJc w:val="left"/>
+      <w:pPr>
+        <w:tabs>
+          <w:tab w:val="num" w:pos="5040"/>
+        </w:tabs>
+        <w:ind w:left="5040" w:hanging="360"/>
+      </w:pPr>
+      <w:rPr>
+        <w:rFonts w:ascii="Wingdings" w:hAnsi="Wingdings" w:hint="default"/>
+        <w:sz w:val="20"/>
+      </w:rPr>
+    </w:lvl>
+    <w:lvl w:ilvl="7" w:tentative="1">
+      <w:start w:val="1"/>
+      <w:numFmt w:val="bullet"/>
+      <w:lvlText w:val=""/>
+      <w:lvlJc w:val="left"/>
+      <w:pPr>
+        <w:tabs>
+          <w:tab w:val="num" w:pos="5760"/>
+        </w:tabs>
+        <w:ind w:left="5760" w:hanging="360"/>
+      </w:pPr>
+      <w:rPr>
+        <w:rFonts w:ascii="Wingdings" w:hAnsi="Wingdings" w:hint="default"/>
+        <w:sz w:val="20"/>
+      </w:rPr>
+    </w:lvl>
+    <w:lvl w:ilvl="8" w:tentative="1">
+      <w:start w:val="1"/>
+      <w:numFmt w:val="bullet"/>
+      <w:lvlText w:val=""/>
+      <w:lvlJc w:val="left"/>
+      <w:pPr>
+        <w:tabs>
+          <w:tab w:val="num" w:pos="6480"/>
+        </w:tabs>
+        <w:ind w:left="6480" w:hanging="360"/>
+      </w:pPr>
+      <w:rPr>
+        <w:rFonts w:ascii="Wingdings" w:hAnsi="Wingdings" w:hint="default"/>
+        <w:sz w:val="20"/>
+      </w:rPr>
+    </w:lvl>
+  </w:abstractNum>
   <w:num w:numId="1" w16cid:durableId="1437402575">
     <w:abstractNumId w:val="1"/>
   </w:num>
   <w:num w:numId="2" w16cid:durableId="931090463">
     <w:abstractNumId w:val="0"/>
+  </w:num>
+  <w:num w:numId="3" w16cid:durableId="1348752061">
+    <w:abstractNumId w:val="4"/>
+  </w:num>
+  <w:num w:numId="4" w16cid:durableId="830410634">
+    <w:abstractNumId w:val="3"/>
+  </w:num>
+  <w:num w:numId="5" w16cid:durableId="1411973676">
+    <w:abstractNumId w:val="2"/>
   </w:num>
 </w:numbering>
 </file>
@@ -1997,6 +2175,50 @@
       <w:spacing w:val="5"/>
     </w:rPr>
   </w:style>
+  <w:style w:type="paragraph" w:styleId="Header">
+    <w:name w:val="header"/>
+    <w:basedOn w:val="Normal"/>
+    <w:link w:val="HeaderChar"/>
+    <w:uiPriority w:val="99"/>
+    <w:unhideWhenUsed/>
+    <w:rsid w:val="00852F67"/>
+    <w:pPr>
+      <w:tabs>
+        <w:tab w:val="center" w:pos="4513"/>
+        <w:tab w:val="right" w:pos="9026"/>
+      </w:tabs>
+      <w:spacing w:after="0" w:line="240" w:lineRule="auto"/>
+    </w:pPr>
+  </w:style>
+  <w:style w:type="character" w:customStyle="1" w:styleId="HeaderChar">
+    <w:name w:val="Header Char"/>
+    <w:basedOn w:val="DefaultParagraphFont"/>
+    <w:link w:val="Header"/>
+    <w:uiPriority w:val="99"/>
+    <w:rsid w:val="00852F67"/>
+  </w:style>
+  <w:style w:type="paragraph" w:styleId="Footer">
+    <w:name w:val="footer"/>
+    <w:basedOn w:val="Normal"/>
+    <w:link w:val="FooterChar"/>
+    <w:uiPriority w:val="99"/>
+    <w:unhideWhenUsed/>
+    <w:rsid w:val="00852F67"/>
+    <w:pPr>
+      <w:tabs>
+        <w:tab w:val="center" w:pos="4513"/>
+        <w:tab w:val="right" w:pos="9026"/>
+      </w:tabs>
+      <w:spacing w:after="0" w:line="240" w:lineRule="auto"/>
+    </w:pPr>
+  </w:style>
+  <w:style w:type="character" w:customStyle="1" w:styleId="FooterChar">
+    <w:name w:val="Footer Char"/>
+    <w:basedOn w:val="DefaultParagraphFont"/>
+    <w:link w:val="Footer"/>
+    <w:uiPriority w:val="99"/>
+    <w:rsid w:val="00852F67"/>
+  </w:style>
 </w:styles>
 </file>
 
